--- a/informes-growth/arista-2026-10-14/Arista - growth - 2026-10-14.docx
+++ b/informes-growth/arista-2026-10-14/Arista - growth - 2026-10-14.docx
@@ -4455,7 +4455,7 @@
         <w:t xml:space="preserve">lleno, ~20 %</w:t>
       </w:r>
       <w:r>
-        <w:t xml:space="preserve">: Nu, argenx, Shopify, Axon y Snowflake; liquidez de ≈27 EUR): solo cabe sustituyendo.</w:t>
+        <w:t xml:space="preserve">: Nu, argenx, Shopify, Axon y Snowflake; liquidez libre casi nula): solo cabe sustituyendo.</w:t>
       </w:r>
       <w:r>
         <w:t xml:space="preserve"> </w:t>
@@ -4545,7 +4545,7 @@
         <w:t xml:space="preserve"> </w:t>
       </w:r>
       <w:r>
-        <w:t xml:space="preserve">(liquidez nueva o una salida por tesis): 4 % (≈1.170 EUR, unas 7 acciones a ~169 EUR, con 1,16 USD/EUR), en dos tramos. El primero con límite de 190 USD; el segundo tras los resultados del 3-nov si la indicación de 2027 es ≥ +20 %, o con una caída del 10 % sin cambio de tesis.</w:t>
+        <w:t xml:space="preserve">(liquidez nueva o una salida por tesis): 4 % (unas 7 acciones a ~169 EUR), en dos tramos. El primero con límite de 190 USD; el segundo tras los resultados del 3-nov si la indicación de 2027 es ≥ +20 %, o con una caída del 10 % sin cambio de tesis.</w:t>
       </w:r>
     </w:p>
     <w:bookmarkEnd w:id="32"/>

--- a/informes-growth/arista-2026-10-14/Arista - growth - 2026-10-14.docx
+++ b/informes-growth/arista-2026-10-14/Arista - growth - 2026-10-14.docx
@@ -20,19 +20,31 @@
           <w:bCs/>
           <w:b/>
         </w:rPr>
-        <w:t xml:space="preserve">Señal (método v7, vigente): Mantener, en vigilancia</w:t>
-      </w:r>
-      <w:r>
-        <w:t xml:space="preserve"> </w:t>
-      </w:r>
-      <w:r>
-        <w:t xml:space="preserve">· Puntuación 78,8/100 · Señales de cambio de tendencia 5/8 · EV/beneficio bruto 27,2x</w:t>
-      </w:r>
-      <w:r>
-        <w:t xml:space="preserve"> </w:t>
-      </w:r>
-      <w:r>
-        <w:t xml:space="preserve">Precio 204,52 USD (cierre del 13-oct) · Objetivo 12 m 208,9 USD (ponderada +2,1 %, base +4,8 %, bajista −48,0 %, alcista +46,9 %) · Compra hasta 198,9 USD</w:t>
+        <w:t xml:space="preserve">Señal (método vigente v11): Mantener, en vigilancia</w:t>
+      </w:r>
+      <w:r>
+        <w:t xml:space="preserve"> </w:t>
+      </w:r>
+      <w:r>
+        <w:t xml:space="preserve">· Puntuación 78,8/100 · Señales de cambio de tendencia 5/8 · EV/EBITDA NTM 34,8 veces</w:t>
+      </w:r>
+      <w:r>
+        <w:t xml:space="preserve"> </w:t>
+      </w:r>
+      <w:r>
+        <w:t xml:space="preserve">Precio 204,52 USD (fecha del informe) · Objetivo 12 m 208,9 USD · Ponderada +2,1 % · Base +4,8 % · Bajista −48,0 % · Alcista +46,9 % · Compra hasta 198,9 USD</w:t>
+      </w:r>
+      <w:r>
+        <w:t xml:space="preserve"> </w:t>
+      </w:r>
+      <w:r>
+        <w:t xml:space="preserve">Peso orientativo: 0 % de la cartera · Por qué: no compra: ponderada &lt; 5 % → en vigilancia</w:t>
+      </w:r>
+      <w:r>
+        <w:t xml:space="preserve"> </w:t>
+      </w:r>
+      <w:r>
+        <w:t xml:space="preserve">Cabecera rehecha con la v11 el 15-oct (auditoría de homogeneidad). Antes decía (método v7): Mantener, en vigilancia. El texto de abajo puede citar cifras de esa versión anterior; mandan las de esta cabecera.</w:t>
       </w:r>
       <w:r>
         <w:t xml:space="preserve"> </w:t>
@@ -75,65 +87,6 @@
       </w:r>
       <w:r>
         <w:t xml:space="preserve">, con ponderada +6,6 % y base +9,4 %, igual en v7 y en v9. Es una compra por la mínima.</w:t>
-      </w:r>
-      <w:r>
-        <w:t xml:space="preserve"> </w:t>
-      </w:r>
-      <w:r>
-        <w:t xml:space="preserve">Peso orientativo: 4 % por la regla, pero</w:t>
-      </w:r>
-      <w:r>
-        <w:t xml:space="preserve"> </w:t>
-      </w:r>
-      <w:r>
-        <w:rPr>
-          <w:bCs/>
-          <w:b/>
-        </w:rPr>
-        <w:t xml:space="preserve">no entra hoy</w:t>
-      </w:r>
-      <w:r>
-        <w:t xml:space="preserve">. El bolsillo growth está lleno y su +6,6 % no justifica sustituir a Shopify (+17,7 %) ni a Snowflake (+16,1 %). Queda como</w:t>
-      </w:r>
-      <w:r>
-        <w:t xml:space="preserve"> </w:t>
-      </w:r>
-      <w:r>
-        <w:rPr>
-          <w:bCs/>
-          <w:b/>
-        </w:rPr>
-        <w:t xml:space="preserve">séptima suplente</w:t>
-      </w:r>
-      <w:r>
-        <w:t xml:space="preserve">, por detrás de Toast y por delante de Wise (sección 13).</w:t>
-      </w:r>
-    </w:p>
-    <w:p>
-      <w:pPr>
-        <w:pStyle w:val="BlockText"/>
-      </w:pPr>
-      <w:r>
-        <w:rPr>
-          <w:bCs/>
-          <w:b/>
-        </w:rPr>
-        <w:t xml:space="preserve">Calculado con el método v7</w:t>
-      </w:r>
-      <w:r>
-        <w:t xml:space="preserve"> </w:t>
-      </w:r>
-      <w:r>
-        <w:t xml:space="preserve">(</w:t>
-      </w:r>
-      <w:r>
-        <w:rPr>
-          <w:rStyle w:val="VerbatimChar"/>
-        </w:rPr>
-        <w:t xml:space="preserve">verticales/growth/metodo.md</w:t>
-      </w:r>
-      <w:r>
-        <w:t xml:space="preserve">) y con EV/EBITDA NTM, porque Arista gana dinero de forma estable desde hace una década (margen operativo de casi el 50 %). La regla mecánica proyecta las ventas: 17.743 M USD en el base, 13.910 M en el bajista y 19.406 M en el alcista, para los 12 meses a jun-2028. El múltiplo de hoy, 34,8x, se rebaja por desaceleración (×0,86): 29,9x en el base, 17,9x en el bajista y 38,9x en el alcista. Nuestra proyección (15.000 / 18.500 / 21.000 M) es solo contraste. En este motor, EV/EBITDA y EV/ventas dan el mismo resultado: el margen EBITDA implícito sale del propio múltiplo (49 %).</w:t>
       </w:r>
     </w:p>
     <w:bookmarkStart w:id="20" w:name="la-tesis-en-cinco-líneas"/>
